--- a/GitHub.docx
+++ b/GitHub.docx
@@ -131,6 +131,349 @@
         <w:t>conchas --run_id 1 --n_mc 500</w:t>
       </w:r>
     </w:p>
+    <w:p/>
+    <w:p/>
+    <w:p>
+      <w:r>
+        <w:t xml:space="preserve">python deepmaxent/tune.py --reservoir </w:t>
+      </w:r>
+      <w:proofErr w:type="spellStart"/>
+      <w:r>
+        <w:t>conchas</w:t>
+      </w:r>
+      <w:proofErr w:type="spellEnd"/>
+      <w:r>
+        <w:t xml:space="preserve"> --</w:t>
+      </w:r>
+      <w:proofErr w:type="spellStart"/>
+      <w:r>
+        <w:t>run_id</w:t>
+      </w:r>
+      <w:proofErr w:type="spellEnd"/>
+      <w:r>
+        <w:t xml:space="preserve"> 1 --device </w:t>
+      </w:r>
+      <w:proofErr w:type="spellStart"/>
+      <w:r>
+        <w:t>cpu</w:t>
+      </w:r>
+      <w:proofErr w:type="spellEnd"/>
+      <w:r>
+        <w:t xml:space="preserve"> -</w:t>
+      </w:r>
+      <w:r>
+        <w:t>-</w:t>
+      </w:r>
+      <w:proofErr w:type="spellStart"/>
+      <w:r>
+        <w:t>u</w:t>
+      </w:r>
+      <w:r>
+        <w:t>se_month_encoding</w:t>
+      </w:r>
+      <w:proofErr w:type="spellEnd"/>
+      <w:r>
+        <w:t xml:space="preserve"> false --</w:t>
+      </w:r>
+      <w:proofErr w:type="spellStart"/>
+      <w:r>
+        <w:t>data_path</w:t>
+      </w:r>
+      <w:proofErr w:type="spellEnd"/>
+      <w:r>
+        <w:t xml:space="preserve"> data/conchas.csv</w:t>
+      </w:r>
+      <w:r>
+        <w:t xml:space="preserve"> </w:t>
+      </w:r>
+      <w:r>
+        <w:t>--</w:t>
+      </w:r>
+      <w:proofErr w:type="spellStart"/>
+      <w:r>
+        <w:t>n_trials</w:t>
+      </w:r>
+      <w:proofErr w:type="spellEnd"/>
+      <w:r>
+        <w:t xml:space="preserve"> 2 </w:t>
+      </w:r>
+      <w:r>
+        <w:t>--</w:t>
+      </w:r>
+      <w:proofErr w:type="spellStart"/>
+      <w:r>
+        <w:t>num_workers</w:t>
+      </w:r>
+      <w:proofErr w:type="spellEnd"/>
+      <w:r>
+        <w:t xml:space="preserve"> 1</w:t>
+      </w:r>
+      <w:r>
+        <w:t xml:space="preserve"> </w:t>
+      </w:r>
+      <w:r>
+        <w:t>--</w:t>
+      </w:r>
+      <w:proofErr w:type="spellStart"/>
+      <w:r>
+        <w:t>split_train</w:t>
+      </w:r>
+      <w:proofErr w:type="spellEnd"/>
+      <w:r>
+        <w:t xml:space="preserve"> 1</w:t>
+      </w:r>
+      <w:r>
+        <w:t>4</w:t>
+      </w:r>
+      <w:r>
+        <w:t xml:space="preserve"> --</w:t>
+      </w:r>
+      <w:proofErr w:type="spellStart"/>
+      <w:r>
+        <w:t>split_val</w:t>
+      </w:r>
+      <w:proofErr w:type="spellEnd"/>
+      <w:r>
+        <w:t xml:space="preserve"> </w:t>
+      </w:r>
+      <w:r>
+        <w:t>1</w:t>
+      </w:r>
+      <w:r>
+        <w:t xml:space="preserve"> </w:t>
+      </w:r>
+      <w:r>
+        <w:t>--</w:t>
+      </w:r>
+      <w:proofErr w:type="spellStart"/>
+      <w:r>
+        <w:t>state_variables</w:t>
+      </w:r>
+      <w:proofErr w:type="spellEnd"/>
+      <w:r>
+        <w:t xml:space="preserve"> storage </w:t>
+      </w:r>
+      <w:proofErr w:type="spellStart"/>
+      <w:r>
+        <w:t>net_inflow</w:t>
+      </w:r>
+      <w:proofErr w:type="spellEnd"/>
+      <w:r>
+        <w:t xml:space="preserve"> </w:t>
+      </w:r>
+      <w:r>
+        <w:t>--</w:t>
+      </w:r>
+      <w:proofErr w:type="spellStart"/>
+      <w:r>
+        <w:t>date_column</w:t>
+      </w:r>
+      <w:proofErr w:type="spellEnd"/>
+      <w:r>
+        <w:t xml:space="preserve"> date</w:t>
+      </w:r>
+    </w:p>
+    <w:p>
+      <w:r>
+        <w:t xml:space="preserve">python deepmaxent/train.py --reservoir </w:t>
+      </w:r>
+      <w:proofErr w:type="spellStart"/>
+      <w:r>
+        <w:t>conchas</w:t>
+      </w:r>
+      <w:proofErr w:type="spellEnd"/>
+      <w:r>
+        <w:t xml:space="preserve"> --</w:t>
+      </w:r>
+      <w:proofErr w:type="spellStart"/>
+      <w:r>
+        <w:t>run_id</w:t>
+      </w:r>
+      <w:proofErr w:type="spellEnd"/>
+      <w:r>
+        <w:t xml:space="preserve"> 1 --device </w:t>
+      </w:r>
+      <w:proofErr w:type="spellStart"/>
+      <w:r>
+        <w:t>cpu</w:t>
+      </w:r>
+      <w:proofErr w:type="spellEnd"/>
+      <w:r>
+        <w:t xml:space="preserve"> --</w:t>
+      </w:r>
+      <w:proofErr w:type="spellStart"/>
+      <w:r>
+        <w:t>n_mc_per_epoch</w:t>
+      </w:r>
+      <w:proofErr w:type="spellEnd"/>
+      <w:r>
+        <w:t xml:space="preserve"> 5 --</w:t>
+      </w:r>
+      <w:proofErr w:type="spellStart"/>
+      <w:r>
+        <w:t>data_path</w:t>
+      </w:r>
+      <w:proofErr w:type="spellEnd"/>
+      <w:r>
+        <w:t xml:space="preserve"> data/conchas.csv</w:t>
+      </w:r>
+    </w:p>
+    <w:p>
+      <w:r>
+        <w:lastRenderedPageBreak/>
+        <w:t xml:space="preserve">python deepmaxent/generate_results.py --reservoir </w:t>
+      </w:r>
+      <w:proofErr w:type="spellStart"/>
+      <w:r>
+        <w:t>conchas</w:t>
+      </w:r>
+      <w:proofErr w:type="spellEnd"/>
+      <w:r>
+        <w:t xml:space="preserve"> --</w:t>
+      </w:r>
+      <w:proofErr w:type="spellStart"/>
+      <w:r>
+        <w:t>run_id</w:t>
+      </w:r>
+      <w:proofErr w:type="spellEnd"/>
+      <w:r>
+        <w:t xml:space="preserve"> 1 --device </w:t>
+      </w:r>
+      <w:proofErr w:type="spellStart"/>
+      <w:r>
+        <w:t>cpu</w:t>
+      </w:r>
+      <w:proofErr w:type="spellEnd"/>
+      <w:r>
+        <w:t xml:space="preserve"> --</w:t>
+      </w:r>
+      <w:proofErr w:type="spellStart"/>
+      <w:r>
+        <w:t>n_mc</w:t>
+      </w:r>
+      <w:proofErr w:type="spellEnd"/>
+      <w:r>
+        <w:t xml:space="preserve"> 50 --</w:t>
+      </w:r>
+      <w:proofErr w:type="spellStart"/>
+      <w:r>
+        <w:t>n_shap_bg</w:t>
+      </w:r>
+      <w:proofErr w:type="spellEnd"/>
+      <w:r>
+        <w:t xml:space="preserve"> 100 --</w:t>
+      </w:r>
+      <w:proofErr w:type="spellStart"/>
+      <w:r>
+        <w:t>n_shap_explain</w:t>
+      </w:r>
+      <w:proofErr w:type="spellEnd"/>
+      <w:r>
+        <w:t xml:space="preserve"> 50</w:t>
+      </w:r>
+    </w:p>
+    <w:p/>
+    <w:p/>
+    <w:p>
+      <w:r>
+        <w:t xml:space="preserve">python deepmaxent/train.py --reservoir </w:t>
+      </w:r>
+      <w:proofErr w:type="spellStart"/>
+      <w:r>
+        <w:t>cottage_grove</w:t>
+      </w:r>
+      <w:proofErr w:type="spellEnd"/>
+      <w:r>
+        <w:t xml:space="preserve"> --run_id 1 --device </w:t>
+      </w:r>
+      <w:proofErr w:type="spellStart"/>
+      <w:r>
+        <w:t>cpu</w:t>
+      </w:r>
+      <w:proofErr w:type="spellEnd"/>
+      <w:r>
+        <w:t xml:space="preserve"> --</w:t>
+      </w:r>
+      <w:proofErr w:type="spellStart"/>
+      <w:r>
+        <w:t>n_mc_per_epoch</w:t>
+      </w:r>
+      <w:proofErr w:type="spellEnd"/>
+      <w:r>
+        <w:t xml:space="preserve"> 5 --</w:t>
+      </w:r>
+      <w:proofErr w:type="spellStart"/>
+      <w:r>
+        <w:t>data_path</w:t>
+      </w:r>
+      <w:proofErr w:type="spellEnd"/>
+      <w:r>
+        <w:t xml:space="preserve"> data/</w:t>
+      </w:r>
+      <w:r>
+        <w:t>cottage_grove</w:t>
+      </w:r>
+      <w:r>
+        <w:t>.csv</w:t>
+      </w:r>
+    </w:p>
+    <w:p>
+      <w:r>
+        <w:t xml:space="preserve">python deepmaxent/generate_results.py --reservoir </w:t>
+      </w:r>
+      <w:proofErr w:type="spellStart"/>
+      <w:r>
+        <w:t>cottage_grove</w:t>
+      </w:r>
+      <w:proofErr w:type="spellEnd"/>
+      <w:r>
+        <w:t xml:space="preserve"> </w:t>
+      </w:r>
+      <w:r>
+        <w:t>--</w:t>
+      </w:r>
+      <w:proofErr w:type="spellStart"/>
+      <w:r>
+        <w:t>run_id</w:t>
+      </w:r>
+      <w:proofErr w:type="spellEnd"/>
+      <w:r>
+        <w:t xml:space="preserve"> 1 --device </w:t>
+      </w:r>
+      <w:proofErr w:type="spellStart"/>
+      <w:r>
+        <w:t>cpu</w:t>
+      </w:r>
+      <w:proofErr w:type="spellEnd"/>
+      <w:r>
+        <w:t xml:space="preserve"> --</w:t>
+      </w:r>
+      <w:proofErr w:type="spellStart"/>
+      <w:r>
+        <w:t>n_mc</w:t>
+      </w:r>
+      <w:proofErr w:type="spellEnd"/>
+      <w:r>
+        <w:t xml:space="preserve"> 50 --</w:t>
+      </w:r>
+      <w:proofErr w:type="spellStart"/>
+      <w:r>
+        <w:t>n_shap_bg</w:t>
+      </w:r>
+      <w:proofErr w:type="spellEnd"/>
+      <w:r>
+        <w:t xml:space="preserve"> 100 --</w:t>
+      </w:r>
+      <w:proofErr w:type="spellStart"/>
+      <w:r>
+        <w:t>n_shap_explain</w:t>
+      </w:r>
+      <w:proofErr w:type="spellEnd"/>
+      <w:r>
+        <w:t xml:space="preserve"> 50</w:t>
+      </w:r>
+    </w:p>
+    <w:p/>
     <w:p/>
     <w:sectPr>
       <w:pgSz w:w="12240" w:h="15840"/>

--- a/GitHub.docx
+++ b/GitHub.docx
@@ -237,10 +237,7 @@
         <w:t xml:space="preserve"> </w:t>
       </w:r>
       <w:r>
-        <w:t>1</w:t>
-      </w:r>
-      <w:r>
-        <w:t xml:space="preserve"> </w:t>
+        <w:t xml:space="preserve">1 </w:t>
       </w:r>
       <w:r>
         <w:t>--</w:t>
@@ -384,7 +381,15 @@
       </w:r>
       <w:proofErr w:type="spellEnd"/>
       <w:r>
-        <w:t xml:space="preserve"> --run_id 1 --device </w:t>
+        <w:t xml:space="preserve"> --</w:t>
+      </w:r>
+      <w:proofErr w:type="spellStart"/>
+      <w:r>
+        <w:t>run_id</w:t>
+      </w:r>
+      <w:proofErr w:type="spellEnd"/>
+      <w:r>
+        <w:t xml:space="preserve"> 1 --device </w:t>
       </w:r>
       <w:proofErr w:type="spellStart"/>
       <w:r>
@@ -473,6 +478,189 @@
         <w:t xml:space="preserve"> 50</w:t>
       </w:r>
     </w:p>
+    <w:p/>
+    <w:p/>
+    <w:p>
+      <w:r>
+        <w:t xml:space="preserve">python airl/tune.py --reservoir </w:t>
+      </w:r>
+      <w:proofErr w:type="spellStart"/>
+      <w:r>
+        <w:t>conchas</w:t>
+      </w:r>
+      <w:proofErr w:type="spellEnd"/>
+      <w:r>
+        <w:t xml:space="preserve"> --</w:t>
+      </w:r>
+      <w:proofErr w:type="spellStart"/>
+      <w:r>
+        <w:t>policy_type</w:t>
+      </w:r>
+      <w:proofErr w:type="spellEnd"/>
+      <w:r>
+        <w:t xml:space="preserve"> </w:t>
+      </w:r>
+      <w:proofErr w:type="spellStart"/>
+      <w:r>
+        <w:t>hardgating</w:t>
+      </w:r>
+      <w:proofErr w:type="spellEnd"/>
+      <w:r>
+        <w:t xml:space="preserve"> --</w:t>
+      </w:r>
+      <w:proofErr w:type="spellStart"/>
+      <w:r>
+        <w:t>bc_run_id</w:t>
+      </w:r>
+      <w:proofErr w:type="spellEnd"/>
+      <w:r>
+        <w:t xml:space="preserve"> 2 --device </w:t>
+      </w:r>
+      <w:proofErr w:type="spellStart"/>
+      <w:r>
+        <w:t>cpu</w:t>
+      </w:r>
+      <w:proofErr w:type="spellEnd"/>
+      <w:r>
+        <w:t xml:space="preserve"> --</w:t>
+      </w:r>
+      <w:proofErr w:type="spellStart"/>
+      <w:r>
+        <w:t>num_workers</w:t>
+      </w:r>
+      <w:proofErr w:type="spellEnd"/>
+      <w:r>
+        <w:t xml:space="preserve"> 1 --</w:t>
+      </w:r>
+      <w:proofErr w:type="spellStart"/>
+      <w:r>
+        <w:t>n_trials</w:t>
+      </w:r>
+      <w:proofErr w:type="spellEnd"/>
+      <w:r>
+        <w:t xml:space="preserve"> </w:t>
+      </w:r>
+      <w:r>
+        <w:t>2</w:t>
+      </w:r>
+      <w:r>
+        <w:t xml:space="preserve"> --</w:t>
+      </w:r>
+      <w:proofErr w:type="spellStart"/>
+      <w:r>
+        <w:t>run_id</w:t>
+      </w:r>
+      <w:proofErr w:type="spellEnd"/>
+      <w:r>
+        <w:t xml:space="preserve"> </w:t>
+      </w:r>
+      <w:r>
+        <w:t>1</w:t>
+      </w:r>
+      <w:r>
+        <w:t xml:space="preserve"> </w:t>
+      </w:r>
+      <w:r>
+        <w:t>--</w:t>
+      </w:r>
+      <w:proofErr w:type="spellStart"/>
+      <w:r>
+        <w:t>use_month_encoding</w:t>
+      </w:r>
+      <w:proofErr w:type="spellEnd"/>
+      <w:r>
+        <w:t xml:space="preserve"> </w:t>
+      </w:r>
+      <w:r>
+        <w:t>true</w:t>
+      </w:r>
+    </w:p>
+    <w:p>
+      <w:r>
+        <w:t xml:space="preserve">python </w:t>
+      </w:r>
+      <w:r>
+        <w:t>airl</w:t>
+      </w:r>
+      <w:r>
+        <w:t xml:space="preserve">/train.py --reservoir </w:t>
+      </w:r>
+      <w:proofErr w:type="spellStart"/>
+      <w:r>
+        <w:t>conchas</w:t>
+      </w:r>
+      <w:proofErr w:type="spellEnd"/>
+      <w:r>
+        <w:t xml:space="preserve"> --</w:t>
+      </w:r>
+      <w:proofErr w:type="spellStart"/>
+      <w:r>
+        <w:t>bc_run_id</w:t>
+      </w:r>
+      <w:proofErr w:type="spellEnd"/>
+      <w:r>
+        <w:t xml:space="preserve"> 2 </w:t>
+      </w:r>
+      <w:r>
+        <w:t>--</w:t>
+      </w:r>
+      <w:proofErr w:type="spellStart"/>
+      <w:r>
+        <w:t>run_id</w:t>
+      </w:r>
+      <w:proofErr w:type="spellEnd"/>
+      <w:r>
+        <w:t xml:space="preserve"> 1 --device </w:t>
+      </w:r>
+      <w:proofErr w:type="spellStart"/>
+      <w:r>
+        <w:t>cpu</w:t>
+      </w:r>
+      <w:proofErr w:type="spellEnd"/>
+    </w:p>
+    <w:p>
+      <w:r>
+        <w:t xml:space="preserve">python </w:t>
+      </w:r>
+      <w:r>
+        <w:t>airl</w:t>
+      </w:r>
+      <w:r>
+        <w:t>/</w:t>
+      </w:r>
+      <w:r>
+        <w:t>generate_results</w:t>
+      </w:r>
+      <w:r>
+        <w:t xml:space="preserve">.py --reservoir </w:t>
+      </w:r>
+      <w:proofErr w:type="spellStart"/>
+      <w:r>
+        <w:t>conchas</w:t>
+      </w:r>
+      <w:proofErr w:type="spellEnd"/>
+      <w:r>
+        <w:t xml:space="preserve"> --</w:t>
+      </w:r>
+      <w:proofErr w:type="spellStart"/>
+      <w:r>
+        <w:t>run_id</w:t>
+      </w:r>
+      <w:proofErr w:type="spellEnd"/>
+      <w:r>
+        <w:t xml:space="preserve"> 1 --</w:t>
+      </w:r>
+      <w:proofErr w:type="spellStart"/>
+      <w:r>
+        <w:t>n_mc</w:t>
+      </w:r>
+      <w:proofErr w:type="spellEnd"/>
+      <w:r>
+        <w:t xml:space="preserve"> 500</w:t>
+      </w:r>
+    </w:p>
+    <w:p/>
+    <w:p/>
     <w:p/>
     <w:p/>
     <w:sectPr>
